--- a/corpus/docx/level-002/template.docx
+++ b/corpus/docx/level-002/template.docx
@@ -12,50 +12,50 @@
     </w:p>
     <w:p>
       <w:r>
-        <w:t xml:space="preserve">{{ti</w:t>
+        <w:t xml:space="preserve">{d.t</w:t>
       </w:r>
       <w:r>
-        <w:t xml:space="preserve">tle}}</w:t>
+        <w:t xml:space="preserve">itle}</w:t>
       </w:r>
     </w:p>
     <w:p>
       <w:r>
-        <w:t xml:space="preserve">{{cust</w:t>
+        <w:t xml:space="preserve">{d.cus</w:t>
       </w:r>
       <w:r>
-        <w:t xml:space="preserve">omer}}</w:t>
+        <w:t xml:space="preserve">tomer}</w:t>
       </w:r>
     </w:p>
     <w:p>
       <w:r>
-        <w:t xml:space="preserve">{{spa</w:t>
+        <w:t xml:space="preserve">{d.sp</w:t>
       </w:r>
       <w:r>
-        <w:t xml:space="preserve">ced}}</w:t>
+        <w:t xml:space="preserve">aced}</w:t>
       </w:r>
     </w:p>
     <w:p>
       <w:r>
-        <w:t xml:space="preserve">{{lit</w:t>
+        <w:t xml:space="preserve">{d.li</w:t>
       </w:r>
       <w:r>
-        <w:t xml:space="preserve">eral}}</w:t>
+        <w:t xml:space="preserve">teral}</w:t>
       </w:r>
     </w:p>
     <w:p>
       <w:r>
-        <w:t xml:space="preserve">{{co</w:t>
+        <w:t xml:space="preserve">{d.c</w:t>
       </w:r>
       <w:r>
-        <w:t xml:space="preserve">unt}}</w:t>
+        <w:t xml:space="preserve">ount}</w:t>
       </w:r>
     </w:p>
     <w:p>
       <w:r>
-        <w:t xml:space="preserve">{{ena</w:t>
+        <w:t xml:space="preserve">{d.en</w:t>
       </w:r>
       <w:r>
-        <w:t xml:space="preserve">bled}}</w:t>
+        <w:t xml:space="preserve">abled}</w:t>
       </w:r>
     </w:p>
     <w:sectPr>
